--- a/atelier/atelier_076.docx
+++ b/atelier/atelier_076.docx
@@ -441,7 +441,7 @@
           </w:tcPr>
           <w:p>
             <w:r>
-              <w:t xml:space="preserve">Capsule #76 lue (couches, multi-stage, slim), chemin critique du #75 connu</w:t>
+              <w:t xml:space="preserve">Capsule #76 lue (couches, multi-stage, slim), chemin critique du paralléliser notre pipeline connu</w:t>
             </w:r>
           </w:p>
         </w:tc>
@@ -460,7 +460,7 @@
         <w:spacing w:after="120"/>
       </w:pPr>
       <w:r>
-        <w:t xml:space="preserve">Le diagnostic du #73 puis la parallélisation du #75 ont isolé le chemin critique du pipeline. Très souvent, un job Docker s’y trouve : construire l’image prend du temps, et l’image produite est lourde — ce qui rallonge aussi le push vers le registry et le pull au déploiement. La capsule #76 a posé le modèle : une image est une pile de couches, son poids vient de ce qu’on y empile, sa vitesse de build dépend de l’ordre des instructions. Cet atelier applique ce modèle au Dockerfile réel de la squad : réordonner pour exploiter le cache de couches, passer en multi-stage pour ne livrer que l’utile, choisir une image de base minimale, et mesurer le double gain — durée de build et taille d’image — contre la baseline du #75. On n’enlève rien à ce que l’application fait : on enlève ce qu’elle traîne pour rien.</w:t>
+        <w:t xml:space="preserve">Le diagnostic du anatomie de notre pipeline puis la parallélisation du paralléliser notre pipeline ont isolé le chemin critique du pipeline. Très souvent, un job Docker s’y trouve : construire l’image prend du temps, et l’image produite est lourde — ce qui rallonge aussi le push vers le registry et le pull au déploiement. La capsule #76 a posé le modèle : une image est une pile de couches, son poids vient de ce qu’on y empile, sa vitesse de build dépend de l’ordre des instructions. Cet atelier applique ce modèle au Dockerfile réel de la squad : réordonner pour exploiter le cache de couches, passer en multi-stage pour ne livrer que l’utile, choisir une image de base minimale, et mesurer le double gain — durée de build et taille d’image — contre la baseline du paralléliser notre pipeline. On n’enlève rien à ce que l’application fait : on enlève ce qu’elle traîne pour rien.</w:t>
       </w:r>
     </w:p>
     <w:p>
@@ -481,7 +481,7 @@
         <w:spacing w:after="80"/>
       </w:pPr>
       <w:r>
-        <w:t xml:space="preserve">Le job Docker est souvent sur le chemin critique : après cache et parallélisation, c’est fréquemment le build d’image qui domine la durée restante. L’optimiser, c’est agir précisément là où le temps se joue désormais — exactement la cible que le #75 a désignée. On n’optimise plus au hasard, on optimise le chemin critique.</w:t>
+        <w:t xml:space="preserve">Le job Docker est souvent sur le chemin critique : après cache et parallélisation, c’est fréquemment le build d’image qui domine la durée restante. L’optimiser, c’est agir précisément là où le temps se joue désormais — exactement la cible que le paralléliser notre pipeline a désignée. On n’optimise plus au hasard, on optimise le chemin critique.</w:t>
       </w:r>
     </w:p>
     <w:p>
@@ -507,7 +507,7 @@
         <w:spacing w:after="80"/>
       </w:pPr>
       <w:r>
-        <w:t xml:space="preserve">L’ordre des instructions est un gain gratuit et récurrent : réordonner le Dockerfile (dépendances avant code) ne coûte rien et fait gagner du temps à CHAQUE build où le code change mais pas les dépendances — c’est-à-dire presque tous. C’est le pendant du cache du #74, appliqué à la construction d’image.</w:t>
+        <w:t xml:space="preserve">L’ordre des instructions est un gain gratuit et récurrent : réordonner le Dockerfile (dépendances avant code) ne coûte rien et fait gagner du temps à CHAQUE build où le code change mais pas les dépendances — c’est-à-dire presque tous. C’est le pendant du cache du le cache des dépendances : le gain le plus rapide, appliqué à la construction d’image.</w:t>
       </w:r>
     </w:p>
     <w:p>
@@ -605,10 +605,10 @@
           <w:b w:val="false"/>
           <w:bCs w:val="false"/>
         </w:rPr>
-        <w:t xml:space="preserve">Ajouter un .dockerignore et mesurer : </w:t>
-      </w:r>
-      <w:r>
-        <w:t xml:space="preserve">exclure node_modules locaux, .git, fichiers de test du contexte de build. Puis mesurer taille d’image et durée de build avant/après, contre la baseline du #75. Le but est de prouver le double gain, pas de le supposer.</w:t>
+        <w:t xml:space="preserve">Ajouter un.dockerignore et mesurer : </w:t>
+      </w:r>
+      <w:r>
+        <w:t xml:space="preserve">exclure node_modules locaux,.git, fichiers de test du contexte de build. Puis mesurer taille d’image et durée de build avant/après, contre la baseline du paralléliser notre pipeline. Le but est de prouver le double gain, pas de le supposer.</w:t>
       </w:r>
     </w:p>
     <w:p>
@@ -679,17 +679,17 @@
                 <w:sz w:val="18"/>
                 <w:szCs w:val="18"/>
               </w:rPr>
-              <w:t xml:space="preserve">COPY . .                    # code d'abord -&gt; casse le cache deps</w:t>
-            </w:r>
-          </w:p>
-          <w:p>
-            <w:r>
-              <w:rPr>
-                <w:rFonts w:ascii="Consolas" w:cs="Consolas" w:eastAsia="Consolas" w:hAnsi="Consolas"/>
-                <w:sz w:val="18"/>
-                <w:szCs w:val="18"/>
-              </w:rPr>
-              <w:t xml:space="preserve">RUN npm install             # réinstallé à chaque commit</w:t>
+              <w:t xml:space="preserve">COPY.. # code d'abord -&gt; casse le cache deps</w:t>
+            </w:r>
+          </w:p>
+          <w:p>
+            <w:r>
+              <w:rPr>
+                <w:rFonts w:ascii="Consolas" w:cs="Consolas" w:eastAsia="Consolas" w:hAnsi="Consolas"/>
+                <w:sz w:val="18"/>
+                <w:szCs w:val="18"/>
+              </w:rPr>
+              <w:t xml:space="preserve">RUN npm install # réinstallé à chaque commit</w:t>
             </w:r>
           </w:p>
           <w:p>
@@ -719,7 +719,7 @@
                 <w:sz w:val="18"/>
                 <w:szCs w:val="18"/>
               </w:rPr>
-              <w:t xml:space="preserve">#  ~1,2 Go, build long à chaque changement de code</w:t>
+              <w:t xml:space="preserve"># ~1,2 Go, build long à chaque changement de code</w:t>
             </w:r>
           </w:p>
           <w:p>
@@ -759,7 +759,7 @@
                 <w:sz w:val="18"/>
                 <w:szCs w:val="18"/>
               </w:rPr>
-              <w:t xml:space="preserve">COPY package*.json ./       # deps d'abord -&gt; cache exploité</w:t>
+              <w:t xml:space="preserve">COPY package*.json./ # deps d'abord -&gt; cache exploité</w:t>
             </w:r>
           </w:p>
           <w:p>
@@ -779,17 +779,17 @@
                 <w:sz w:val="18"/>
                 <w:szCs w:val="18"/>
               </w:rPr>
-              <w:t xml:space="preserve">COPY . .                    # code après</w:t>
-            </w:r>
-          </w:p>
-          <w:p>
-            <w:r>
-              <w:rPr>
-                <w:rFonts w:ascii="Consolas" w:cs="Consolas" w:eastAsia="Consolas" w:hAnsi="Consolas"/>
-                <w:sz w:val="18"/>
-                <w:szCs w:val="18"/>
-              </w:rPr>
-              <w:t xml:space="preserve">RUN npm run build           # produit /app/dist</w:t>
+              <w:t xml:space="preserve">COPY.. # code après</w:t>
+            </w:r>
+          </w:p>
+          <w:p>
+            <w:r>
+              <w:rPr>
+                <w:rFonts w:ascii="Consolas" w:cs="Consolas" w:eastAsia="Consolas" w:hAnsi="Consolas"/>
+                <w:sz w:val="18"/>
+                <w:szCs w:val="18"/>
+              </w:rPr>
+              <w:t xml:space="preserve">RUN npm run build # produit /app/dist</w:t>
             </w:r>
           </w:p>
           <w:p>
@@ -819,27 +819,27 @@
                 <w:sz w:val="18"/>
                 <w:szCs w:val="18"/>
               </w:rPr>
-              <w:t xml:space="preserve">COPY --from=builder /app/dist ./dist   # SEULEMENT le résultat</w:t>
-            </w:r>
-          </w:p>
-          <w:p>
-            <w:r>
-              <w:rPr>
-                <w:rFonts w:ascii="Consolas" w:cs="Consolas" w:eastAsia="Consolas" w:hAnsi="Consolas"/>
-                <w:sz w:val="18"/>
-                <w:szCs w:val="18"/>
-              </w:rPr>
-              <w:t xml:space="preserve">COPY package*.json ./</w:t>
-            </w:r>
-          </w:p>
-          <w:p>
-            <w:r>
-              <w:rPr>
-                <w:rFonts w:ascii="Consolas" w:cs="Consolas" w:eastAsia="Consolas" w:hAnsi="Consolas"/>
-                <w:sz w:val="18"/>
-                <w:szCs w:val="18"/>
-              </w:rPr>
-              <w:t xml:space="preserve">RUN npm ci --omit=dev       # deps de prod uniquement</w:t>
+              <w:t xml:space="preserve">COPY --from=builder /app/dist./dist # SEULEMENT le résultat</w:t>
+            </w:r>
+          </w:p>
+          <w:p>
+            <w:r>
+              <w:rPr>
+                <w:rFonts w:ascii="Consolas" w:cs="Consolas" w:eastAsia="Consolas" w:hAnsi="Consolas"/>
+                <w:sz w:val="18"/>
+                <w:szCs w:val="18"/>
+              </w:rPr>
+              <w:t xml:space="preserve">COPY package*.json./</w:t>
+            </w:r>
+          </w:p>
+          <w:p>
+            <w:r>
+              <w:rPr>
+                <w:rFonts w:ascii="Consolas" w:cs="Consolas" w:eastAsia="Consolas" w:hAnsi="Consolas"/>
+                <w:sz w:val="18"/>
+                <w:szCs w:val="18"/>
+              </w:rPr>
+              <w:t xml:space="preserve">RUN npm ci --omit=dev # deps de prod uniquement</w:t>
             </w:r>
           </w:p>
           <w:p>
@@ -859,7 +859,7 @@
                 <w:sz w:val="18"/>
                 <w:szCs w:val="18"/>
               </w:rPr>
-              <w:t xml:space="preserve">#  ~150 Mo, build incrémental rapide (deps en cache)</w:t>
+              <w:t xml:space="preserve"># ~150 Mo, build incrémental rapide (deps en cache)</w:t>
             </w:r>
           </w:p>
           <w:p>
@@ -879,7 +879,7 @@
                 <w:sz w:val="18"/>
                 <w:szCs w:val="18"/>
               </w:rPr>
-              <w:t xml:space="preserve"># + .dockerignore : node_modules, .git, coverage, *.test.*</w:t>
+              <w:t xml:space="preserve"># +.dockerignore : node_modules,.git, coverage, *.test.*</w:t>
             </w:r>
           </w:p>
         </w:tc>
@@ -898,7 +898,7 @@
         <w:spacing w:after="120"/>
       </w:pPr>
       <w:r>
-        <w:t xml:space="preserve">À la sortie, le Dockerfile de la squad est réécrit selon le modèle en couches : instructions ordonnées du stable au volatil pour exploiter le cache de build, construction en multi-stage pour ne livrer que le résultat utile, image de base minimale, et .dockerignore en place. Le double gain a été mesuré contre la baseline du #75 — durée de build réduite et image nettement plus légère (souvent de l’ordre du Go au tri-centaine de Mo). Le job Docker, qui pesait sur le chemin critique, y pèse beaucoup moins. La métrique Durée pipeline a encore baissé, et le déploiement profite au passage d’une image plus rapide à transférer.</w:t>
+        <w:t xml:space="preserve">À la sortie, le Dockerfile de la squad est réécrit selon le modèle en couches : instructions ordonnées du stable au volatil pour exploiter le cache de build, construction en multi-stage pour ne livrer que le résultat utile, image de base minimale, et.dockerignore en place. Le double gain a été mesuré contre la baseline du paralléliser notre pipeline — durée de build réduite et image nettement plus légère (souvent de l’ordre du Go au tri-centaine de Mo). Le job Docker, qui pesait sur le chemin critique, y pèse beaucoup moins. La métrique Durée pipeline a encore baissé, et le déploiement profite au passage d’une image plus rapide à transférer.</w:t>
       </w:r>
     </w:p>
     <w:p>
@@ -931,7 +931,7 @@
         <w:spacing w:after="80"/>
       </w:pPr>
       <w:r>
-        <w:t xml:space="preserve">Zone « Avant » — taille de l’image et durée de build issues de la baseline du #75.</w:t>
+        <w:t xml:space="preserve">Zone « Avant » — taille de l’image et durée de build issues de la baseline du paralléliser notre pipeline.</w:t>
       </w:r>
     </w:p>
     <w:p>
@@ -998,7 +998,7 @@
         <w:t xml:space="preserve">(5 min) Cadrage</w:t>
       </w:r>
       <w:r>
-        <w:t xml:space="preserve"> — rappel de la capsule : image = pile de couches ; on agit sur le job Docker du chemin critique (#75). Objectif : réordonner, multi-stage, alléger.</w:t>
+        <w:t xml:space="preserve"> — rappel de la capsule : image = pile de couches ; on agit sur le job Docker du chemin critique. Objectif : réordonner, multi-stage, alléger.</w:t>
       </w:r>
     </w:p>
     <w:p>
@@ -1018,7 +1018,7 @@
         <w:t xml:space="preserve">(8 min) Mesurer l’existant</w:t>
       </w:r>
       <w:r>
-        <w:t xml:space="preserve"> — relever la taille actuelle de l’image et la durée du build, à partir de la baseline du #75. Point de départ.</w:t>
+        <w:t xml:space="preserve"> — relever la taille actuelle de l’image et la durée du build, à partir de la baseline du paralléliser notre pipeline. Point de départ.</w:t>
       </w:r>
     </w:p>
     <w:p>
@@ -1058,7 +1058,7 @@
         <w:t xml:space="preserve">(12 min) Passer en multi-stage + base slim</w:t>
       </w:r>
       <w:r>
-        <w:t xml:space="preserve"> — réécrire en builder + image finale minimale, ajouter le .dockerignore, vérifier que l’application tourne vraiment.</w:t>
+        <w:t xml:space="preserve"> — réécrire en builder + image finale minimale, ajouter le.dockerignore, vérifier que l’application tourne vraiment.</w:t>
       </w:r>
     </w:p>
     <w:p>
@@ -1132,20 +1132,20 @@
         <w:spacing w:after="80"/>
       </w:pPr>
       <w:r>
-        <w:t xml:space="preserve">Le .dockerignore en place.</w:t>
-      </w:r>
-    </w:p>
-    <w:p>
-      <w:pPr>
-        <w:pStyle w:val="ListParagraph"/>
-        <w:numPr>
-          <w:ilvl w:val="0"/>
-          <w:numId w:val="2"/>
-        </w:numPr>
-        <w:spacing w:after="80"/>
-      </w:pPr>
-      <w:r>
-        <w:t xml:space="preserve">Taille d’image et durée de build avant/après, mesurées contre la baseline du #75, double gain chiffré.</w:t>
+        <w:t xml:space="preserve">Le.dockerignore en place.</w:t>
+      </w:r>
+    </w:p>
+    <w:p>
+      <w:pPr>
+        <w:pStyle w:val="ListParagraph"/>
+        <w:numPr>
+          <w:ilvl w:val="0"/>
+          <w:numId w:val="2"/>
+        </w:numPr>
+        <w:spacing w:after="80"/>
+      </w:pPr>
+      <w:r>
+        <w:t xml:space="preserve">Taille d’image et durée de build avant/après, mesurées contre la baseline du paralléliser notre pipeline, double gain chiffré.</w:t>
       </w:r>
     </w:p>
     <w:p>
@@ -1190,7 +1190,7 @@
         <w:spacing w:after="120"/>
       </w:pPr>
       <w:r>
-        <w:t xml:space="preserve">Cache (#74), parallélisation (#75) et image Docker (#76) sont les trois leviers de performance ; ensemble ils ramènent presque toujours le pipeline sous les 15 minutes. Restent les paliers Formalisé de D05 : ancrer des seuils de durée dans le pipeline pour empêcher la dérive (quality gate sur la durée) et suivre la durée dans le temps pour célébrer et maintenir les gains. L’optimisation devient alors surveillance : on ne ré-optimise plus, on empêche de régresser.</w:t>
+        <w:t xml:space="preserve">Cache, parallélisation et image Docker sont les trois leviers de performance ; ensemble ils ramènent presque toujours le pipeline sous les 15 minutes. Restent les paliers Formalisé de D05 : ancrer des seuils de durée dans le pipeline pour empêcher la dérive (quality gate sur la durée) et suivre la durée dans le temps pour célébrer et maintenir les gains. L’optimisation devient alors surveillance : on ne ré-optimise plus, on empêche de régresser.</w:t>
       </w:r>
     </w:p>
     <w:p>
@@ -1206,7 +1206,7 @@
         <w:spacing w:after="120"/>
       </w:pPr>
       <w:r>
-        <w:t xml:space="preserve">Le Dockerfile de la squad est réécrit selon le modèle en couches : instructions ordonnées pour exploiter le cache, multi-stage pour ne livrer que l’utile, base minimale, .dockerignore en place. Le double gain — durée de build et taille d’image — est mesuré contre la baseline du #75 et prouvé, pas supposé ; l’application a été vérifiée comme fonctionnelle sur la nouvelle image. Le job Docker pèse beaucoup moins sur le chemin critique, et le déploiement profite d’une image plus légère à transférer. La sécurité gagne en prime une surface d’attaque réduite. La question D05 poursuit sa systématisation : après le travail refait pour rien (#74) et l’attente subie pour rien (#75), c’est le poids porté pour rien qui disparaît.</w:t>
+        <w:t xml:space="preserve">Le Dockerfile de la squad est réécrit selon le modèle en couches : instructions ordonnées pour exploiter le cache, multi-stage pour ne livrer que l’utile, base minimale,.dockerignore en place. Le double gain — durée de build et taille d’image — est mesuré contre la baseline du paralléliser notre pipeline et prouvé, pas supposé ; l’application a été vérifiée comme fonctionnelle sur la nouvelle image. Le job Docker pèse beaucoup moins sur le chemin critique, et le déploiement profite d’une image plus légère à transférer. La sécurité gagne en prime une surface d’attaque réduite. La question D05 poursuit sa systématisation : après le travail refait pour rien et l’attente subie pour rien, c’est le poids porté pour rien qui disparaît.</w:t>
       </w:r>
     </w:p>
     <w:sectPr>
